--- a/Отчет_лабораторная_работа_1_CMYK_RGB_HSV.docx
+++ b/Отчет_лабораторная_работа_1_CMYK_RGB_HSV.docx
@@ -280,15 +280,7 @@
           <w:color w:val="000000" w:themeColor="text1"/>
           <w:lang w:val="ru-RU"/>
         </w:rPr>
-        <w:t>-пр</w:t>
-      </w:r>
-      <w:r>
-        <w:rPr>
-          <w:rFonts w:cs="Times New Roman"/>
-          <w:color w:val="000000" w:themeColor="text1"/>
-          <w:lang w:val="ru-RU"/>
-        </w:rPr>
-        <w:t>едставления.</w:t>
+        <w:t>-представления.</w:t>
       </w:r>
     </w:p>
     <w:p>
@@ -369,8 +361,6 @@
         </w:rPr>
         <w:t>5. При изменении любой компоненты автоматически пересчитываются значения в двух остальных моделях.</w:t>
       </w:r>
-      <w:bookmarkStart w:id="0" w:name="_GoBack"/>
-      <w:bookmarkEnd w:id="0"/>
     </w:p>
     <w:p>
       <w:pPr>
@@ -401,15 +391,7 @@
           <w:color w:val="000000" w:themeColor="text1"/>
           <w:lang w:val="ru-RU"/>
         </w:rPr>
-        <w:t>-сервер. Проект не требует установ</w:t>
-      </w:r>
-      <w:r>
-        <w:rPr>
-          <w:rFonts w:cs="Times New Roman"/>
-          <w:color w:val="000000" w:themeColor="text1"/>
-          <w:lang w:val="ru-RU"/>
-        </w:rPr>
-        <w:t>ки дополнительных библиотек.</w:t>
+        <w:t>-сервер. Проект не требует установки дополнительных библиотек.</w:t>
       </w:r>
     </w:p>
     <w:p>
@@ -435,6 +417,7 @@
         <w:rPr>
           <w:rFonts w:cs="Times New Roman"/>
           <w:color w:val="000000" w:themeColor="text1"/>
+          <w:lang w:val="ru-RU"/>
         </w:rPr>
       </w:pPr>
       <w:r>
@@ -490,21 +473,77 @@
         </w:rPr>
         <w:t xml:space="preserve">. Реализованы ввод и изменение компонентов цвета, выбор цвета и автоматический пересчет между моделями. </w:t>
       </w:r>
+      <w:r>
+        <w:rPr>
+          <w:rFonts w:cs="Times New Roman"/>
+          <w:color w:val="000000" w:themeColor="text1"/>
+          <w:lang w:val="ru-RU"/>
+        </w:rPr>
+        <w:t>Цель лабораторной работы достигнута.</w:t>
+      </w:r>
+    </w:p>
+    <w:p>
+      <w:pPr>
+        <w:rPr>
+          <w:rFonts w:cs="Times New Roman"/>
+          <w:b/>
+          <w:color w:val="000000" w:themeColor="text1"/>
+          <w:sz w:val="26"/>
+          <w:szCs w:val="26"/>
+          <w:lang w:val="ru-RU"/>
+        </w:rPr>
+      </w:pPr>
+      <w:bookmarkStart w:id="0" w:name="_GoBack"/>
+      <w:bookmarkEnd w:id="0"/>
+      <w:r>
+        <w:rPr>
+          <w:rFonts w:cs="Times New Roman"/>
+          <w:b/>
+          <w:color w:val="000000" w:themeColor="text1"/>
+          <w:sz w:val="26"/>
+          <w:szCs w:val="26"/>
+          <w:lang w:val="ru-RU"/>
+        </w:rPr>
+        <w:t xml:space="preserve">Ссылка на </w:t>
+      </w:r>
       <w:proofErr w:type="spellStart"/>
+      <w:r>
+        <w:rPr>
+          <w:rFonts w:cs="Times New Roman"/>
+          <w:b/>
+          <w:color w:val="000000" w:themeColor="text1"/>
+          <w:sz w:val="26"/>
+          <w:szCs w:val="26"/>
+          <w:lang w:val="ru-RU"/>
+        </w:rPr>
+        <w:t>гитхаб</w:t>
+      </w:r>
+      <w:proofErr w:type="spellEnd"/>
+      <w:r>
+        <w:rPr>
+          <w:rFonts w:cs="Times New Roman"/>
+          <w:b/>
+          <w:color w:val="000000" w:themeColor="text1"/>
+          <w:sz w:val="26"/>
+          <w:szCs w:val="26"/>
+          <w:lang w:val="ru-RU"/>
+        </w:rPr>
+        <w:br/>
+      </w:r>
       <w:r>
         <w:rPr>
           <w:rFonts w:cs="Times New Roman"/>
           <w:color w:val="000000" w:themeColor="text1"/>
         </w:rPr>
-        <w:t>Цель</w:t>
+        <w:t>https</w:t>
       </w:r>
-      <w:proofErr w:type="spellEnd"/>
       <w:r>
         <w:rPr>
           <w:rFonts w:cs="Times New Roman"/>
           <w:color w:val="000000" w:themeColor="text1"/>
+          <w:lang w:val="ru-RU"/>
         </w:rPr>
-        <w:t xml:space="preserve"> </w:t>
+        <w:t>://</w:t>
       </w:r>
       <w:proofErr w:type="spellStart"/>
       <w:r>
@@ -512,15 +551,31 @@
           <w:rFonts w:cs="Times New Roman"/>
           <w:color w:val="000000" w:themeColor="text1"/>
         </w:rPr>
-        <w:t>лабораторной</w:t>
+        <w:t>github</w:t>
       </w:r>
       <w:proofErr w:type="spellEnd"/>
       <w:r>
         <w:rPr>
           <w:rFonts w:cs="Times New Roman"/>
           <w:color w:val="000000" w:themeColor="text1"/>
+          <w:lang w:val="ru-RU"/>
         </w:rPr>
-        <w:t xml:space="preserve"> </w:t>
+        <w:t>.</w:t>
+      </w:r>
+      <w:r>
+        <w:rPr>
+          <w:rFonts w:cs="Times New Roman"/>
+          <w:color w:val="000000" w:themeColor="text1"/>
+        </w:rPr>
+        <w:t>com</w:t>
+      </w:r>
+      <w:r>
+        <w:rPr>
+          <w:rFonts w:cs="Times New Roman"/>
+          <w:color w:val="000000" w:themeColor="text1"/>
+          <w:lang w:val="ru-RU"/>
+        </w:rPr>
+        <w:t>/</w:t>
       </w:r>
       <w:proofErr w:type="spellStart"/>
       <w:r>
@@ -528,15 +583,16 @@
           <w:rFonts w:cs="Times New Roman"/>
           <w:color w:val="000000" w:themeColor="text1"/>
         </w:rPr>
-        <w:t>работы</w:t>
+        <w:t>ArseniyLem</w:t>
       </w:r>
       <w:proofErr w:type="spellEnd"/>
       <w:r>
         <w:rPr>
           <w:rFonts w:cs="Times New Roman"/>
           <w:color w:val="000000" w:themeColor="text1"/>
+          <w:lang w:val="ru-RU"/>
         </w:rPr>
-        <w:t xml:space="preserve"> </w:t>
+        <w:t>/</w:t>
       </w:r>
       <w:proofErr w:type="spellStart"/>
       <w:r>
@@ -544,15 +600,57 @@
           <w:rFonts w:cs="Times New Roman"/>
           <w:color w:val="000000" w:themeColor="text1"/>
         </w:rPr>
-        <w:t>достигнута</w:t>
+        <w:t>cmyk</w:t>
       </w:r>
       <w:proofErr w:type="spellEnd"/>
       <w:r>
         <w:rPr>
           <w:rFonts w:cs="Times New Roman"/>
           <w:color w:val="000000" w:themeColor="text1"/>
+          <w:lang w:val="ru-RU"/>
         </w:rPr>
-        <w:t>.</w:t>
+        <w:t>-</w:t>
+      </w:r>
+      <w:proofErr w:type="spellStart"/>
+      <w:r>
+        <w:rPr>
+          <w:rFonts w:cs="Times New Roman"/>
+          <w:color w:val="000000" w:themeColor="text1"/>
+        </w:rPr>
+        <w:t>rgb</w:t>
+      </w:r>
+      <w:proofErr w:type="spellEnd"/>
+      <w:r>
+        <w:rPr>
+          <w:rFonts w:cs="Times New Roman"/>
+          <w:color w:val="000000" w:themeColor="text1"/>
+          <w:lang w:val="ru-RU"/>
+        </w:rPr>
+        <w:t>-</w:t>
+      </w:r>
+      <w:proofErr w:type="spellStart"/>
+      <w:r>
+        <w:rPr>
+          <w:rFonts w:cs="Times New Roman"/>
+          <w:color w:val="000000" w:themeColor="text1"/>
+        </w:rPr>
+        <w:t>hsv</w:t>
+      </w:r>
+      <w:proofErr w:type="spellEnd"/>
+      <w:r>
+        <w:rPr>
+          <w:rFonts w:cs="Times New Roman"/>
+          <w:color w:val="000000" w:themeColor="text1"/>
+          <w:lang w:val="ru-RU"/>
+        </w:rPr>
+        <w:t>-</w:t>
+      </w:r>
+      <w:r>
+        <w:rPr>
+          <w:rFonts w:cs="Times New Roman"/>
+          <w:color w:val="000000" w:themeColor="text1"/>
+        </w:rPr>
+        <w:t>lab</w:t>
       </w:r>
     </w:p>
     <w:sectPr>
@@ -1053,10 +1151,6 @@
     <w:lsdException w:name="Book Title" w:uiPriority="33" w:qFormat="1"/>
     <w:lsdException w:name="Bibliography" w:semiHidden="1" w:uiPriority="37" w:unhideWhenUsed="1"/>
     <w:lsdException w:name="TOC Heading" w:semiHidden="1" w:uiPriority="39" w:unhideWhenUsed="1" w:qFormat="1"/>
-    <w:lsdException w:name="Grid Table Light" w:semiHidden="1" w:unhideWhenUsed="1"/>
-    <w:lsdException w:name="Grid Table 1 Light" w:semiHidden="1" w:unhideWhenUsed="1"/>
-    <w:lsdException w:name="Grid Table 2" w:semiHidden="1" w:unhideWhenUsed="1"/>
-    <w:lsdException w:name="Grid Table 3" w:semiHidden="1" w:unhideWhenUsed="1"/>
     <w:lsdException w:name="Grid Table 4" w:uiPriority="49"/>
     <w:lsdException w:name="Grid Table 5 Dark" w:uiPriority="50"/>
     <w:lsdException w:name="Grid Table 6 Colorful" w:uiPriority="51"/>
@@ -12482,7 +12576,7 @@
 </file>
 
 <file path=customXml/itemProps1.xml><?xml version="1.0" encoding="utf-8"?>
-<ds:datastoreItem xmlns:ds="http://schemas.openxmlformats.org/officeDocument/2006/customXml" ds:itemID="{D1015E6D-60DB-4DD8-A7DA-C9F8B9440AF6}">
+<ds:datastoreItem xmlns:ds="http://schemas.openxmlformats.org/officeDocument/2006/customXml" ds:itemID="{24CA2FBE-9BF6-450D-B18D-03BBFDD44265}">
   <ds:schemaRefs>
     <ds:schemaRef ds:uri="http://schemas.openxmlformats.org/officeDocument/2006/bibliography"/>
   </ds:schemaRefs>
